--- a/output/cover_letters/CoverLetter_Capital_One_Lead_AI_Engineer_IFX.docx
+++ b/output/cover_letters/CoverLetter_Capital_One_Lead_AI_Engineer_IFX.docx
@@ -48,7 +48,7 @@
           <w:color w:val="000000"/>
           <w:sz w:val="22"/>
         </w:rPr>
-        <w:t>Re: Lead AI Engineer (IFX), Pimmit, Fairfax County</w:t>
+        <w:t>Re: Lead AI Engineer (IFX), Mc Lean, Fairfax County</w:t>
       </w:r>
     </w:p>
     <w:p/>
@@ -73,7 +73,7 @@
           <w:color w:val="000000"/>
           <w:sz w:val="22"/>
         </w:rPr>
-        <w:t>Capital One's commitment to building responsible, reliable AI systems that deliver real-time personalized experiences aligns closely with the work I have been doing over the past four years. As an AI Engineer with hands-on experience designing and benchmarking production RAG pipelines, building agentic workflows, and publishing peer-reviewed research on multi-modal AI, I am excited to bring that depth to a Lead AI Engineer role on the IFX team.</w:t>
+        <w:t>Capital One's commitment to building responsible, reliable AI systems that create real-time, personalized customer experiences is exactly the mission I want to contribute to. As an AI Engineer with 4+ years delivering production ML systems — including RAG pipelines, agentic workflows, and multi-modal computer-vision applications — I am excited to bring both technical depth and a strong focus on measurable outcomes to the Lead AI Engineer role on the IFX team.</w:t>
       </w:r>
     </w:p>
     <w:p>
@@ -85,7 +85,7 @@
           <w:color w:val="000000"/>
           <w:sz w:val="22"/>
         </w:rPr>
-        <w:t>In my most recent role as a Generative AI Engineer Intern at G5 Infotech, I benchmarked multiple RAG chunking strategies using LangChain and Hugging Face across precision, recall, and MRR dimensions, achieving approximately 30% retrieval latency reduction in production. I also tuned Pinecone vector-DB configuration and context-window management for an additional ~22% improvement in average response time, and applied RAGAS and DeepEval to systematically measure and iterate on pipeline quality — exactly the kind of rigorous, measurement-driven approach responsible AI development demands.</w:t>
+        <w:t>In my most recent role as a Generative AI Engineer at G5 Infotech, I benchmarked multiple RAG chunking strategies using LangChain and Hugging Face, achieving approximately 30% retrieval latency reduction in production. I also tuned Pinecone vector-DB configurations and applied evaluation frameworks such as RAGAS and DeepEval to ensure pipeline reliability — the kind of rigorous, metrics-driven approach that responsible enterprise AI demands. These experiences map directly to the scale and quality bar Capital One sets for its AI infrastructure.</w:t>
       </w:r>
     </w:p>
     <w:p>
@@ -97,7 +97,7 @@
           <w:color w:val="000000"/>
           <w:sz w:val="22"/>
         </w:rPr>
-        <w:t>As a Graduate Research Assistant at Stevens Institute of Technology, I designed and validated a multi-modal AI pipeline integrating VLMs and OCR for an assistive technology application, ultimately publishing first-author research at ACM SIGACCESS ASSETS 2025. This experience deepened my appreciation for building AI systems that are not only accurate but equitable and user-centered. At CircleZapp, I applied collaborative filtering and graph-based recommendation algorithms at scale across 10,000+ active accounts, using A/B testing to lift click-through rate by 12% and directly influence product decisions — demonstrating my ability to translate ML research into measurable business outcomes.</w:t>
+        <w:t>As a Graduate Research Assistant at Stevens Institute of Technology, I designed and deployed a real-time computer-vision system on Vuzix smart glasses using Kotlin, OpenCV, and on-device ML inference, then validated its effectiveness across 25 blind participants with a 68% efficiency gain. This work — published as a first-author paper at ACM SIGACCESS ASSETS 2025 — reflects my ability to take an AI system from research through production while maintaining rigorous evaluation standards. At CircleZapp, I further demonstrated end-to-end ownership by A/B testing three collaborative filtering variants against live behavioral data, lifting click-through rate by 12% and directly shaping two product releases.</w:t>
       </w:r>
     </w:p>
     <w:p>
@@ -109,7 +109,7 @@
           <w:color w:val="000000"/>
           <w:sz w:val="22"/>
         </w:rPr>
-        <w:t>I am drawn to Capital One because of its industry-leading investment in ML infrastructure and its clear emphasis on AI that is both powerful and trustworthy. I would welcome the opportunity to contribute to that mission by leading the design of reliable, production-grade AI systems that improve customer experiences at scale.</w:t>
+        <w:t>I am energized by Capital One's position at the forefront of enterprise AI and would welcome the opportunity to help lead the design and delivery of production-grade AI systems that are both technically excellent and responsibly built. I look forward to discussing how my background in GenAI engineering, retrieval systems, and applied ML can contribute to the IFX team's goals.</w:t>
       </w:r>
     </w:p>
     <w:p/>

--- a/output/cover_letters/CoverLetter_Capital_One_Lead_AI_Engineer_IFX.docx
+++ b/output/cover_letters/CoverLetter_Capital_One_Lead_AI_Engineer_IFX.docx
@@ -48,7 +48,7 @@
           <w:color w:val="000000"/>
           <w:sz w:val="22"/>
         </w:rPr>
-        <w:t>Re: Lead AI Engineer (IFX), Mc Lean, Fairfax County</w:t>
+        <w:t>Re: Lead AI Engineer (IFX), Pimmit, Fairfax County</w:t>
       </w:r>
     </w:p>
     <w:p/>
@@ -73,7 +73,7 @@
           <w:color w:val="000000"/>
           <w:sz w:val="22"/>
         </w:rPr>
-        <w:t>Capital One's commitment to building responsible, reliable AI systems that create real-time, personalized customer experiences is exactly the mission I want to contribute to. As an AI Engineer with 4+ years delivering production ML systems — including RAG pipelines, agentic workflows, and multi-modal computer-vision applications — I am excited to bring both technical depth and a strong focus on measurable outcomes to the Lead AI Engineer role on the IFX team.</w:t>
+        <w:t>I am excited to apply for the Lead AI Engineer (IFX) role at Capital One. Capital One's commitment to building responsible, reliable, and real-time AI systems aligns directly with the work I have been doing — designing production RAG pipelines, benchmarking agentic workflows, and publishing peer-reviewed research on multi-modal AI. I am eager to bring that experience to a team that is genuinely changing how AI operates at enterprise scale in a regulated, high-stakes domain like banking.</w:t>
       </w:r>
     </w:p>
     <w:p>
@@ -85,7 +85,7 @@
           <w:color w:val="000000"/>
           <w:sz w:val="22"/>
         </w:rPr>
-        <w:t>In my most recent role as a Generative AI Engineer at G5 Infotech, I benchmarked multiple RAG chunking strategies using LangChain and Hugging Face, achieving approximately 30% retrieval latency reduction in production. I also tuned Pinecone vector-DB configurations and applied evaluation frameworks such as RAGAS and DeepEval to ensure pipeline reliability — the kind of rigorous, metrics-driven approach that responsible enterprise AI demands. These experiences map directly to the scale and quality bar Capital One sets for its AI infrastructure.</w:t>
+        <w:t>In my role as a Generative AI Engineer at G5 Infotech, I benchmarked multiple RAG chunking strategies — fixed-size, semantic, and recursive — using LangChain and Hugging Face, evaluating retrieval quality via precision, recall, and MRR metrics. The result was a ~30% reduction in retrieval latency and a ~22% improvement in average response time through careful Pinecone vector-DB tuning and context-window management. I also applied evaluation frameworks such as RAGAS to ensure that improvements were measurable and reproducible, which directly mirrors Capital One's emphasis on responsible and auditable AI systems.</w:t>
       </w:r>
     </w:p>
     <w:p>
@@ -97,7 +97,7 @@
           <w:color w:val="000000"/>
           <w:sz w:val="22"/>
         </w:rPr>
-        <w:t>As a Graduate Research Assistant at Stevens Institute of Technology, I designed and deployed a real-time computer-vision system on Vuzix smart glasses using Kotlin, OpenCV, and on-device ML inference, then validated its effectiveness across 25 blind participants with a 68% efficiency gain. This work — published as a first-author paper at ACM SIGACCESS ASSETS 2025 — reflects my ability to take an AI system from research through production while maintaining rigorous evaluation standards. At CircleZapp, I further demonstrated end-to-end ownership by A/B testing three collaborative filtering variants against live behavioral data, lifting click-through rate by 12% and directly shaping two product releases.</w:t>
+        <w:t>As a Graduate Research Assistant at Stevens Institute of Technology, I designed and deployed a multi-modal AI application combining OpenCV, Kotlin, and Camera2 API for real-time on-device inference — work that culminated in a first-author publication at ACM SIGACCESS ASSETS 2025. I also built NLP-powered chatbots, a collaborative filtering recommendation system at CircleZapp that lifted click-through rates by 12% through rigorous A/B testing, and end-to-end ML pipelines achieving 85% prediction accuracy on stock trend forecasting using XGBoost and scikit-learn. Across these projects, I have consistently paired model development with statistical rigor, evaluation discipline, and production-readiness — qualities I would bring directly to Capital One's AI engineering work.</w:t>
       </w:r>
     </w:p>
     <w:p>
@@ -109,7 +109,7 @@
           <w:color w:val="000000"/>
           <w:sz w:val="22"/>
         </w:rPr>
-        <w:t>I am energized by Capital One's position at the forefront of enterprise AI and would welcome the opportunity to help lead the design and delivery of production-grade AI systems that are both technically excellent and responsibly built. I look forward to discussing how my background in GenAI engineering, retrieval systems, and applied ML can contribute to the IFX team's goals.</w:t>
+        <w:t>I am confident that my hands-on experience with LangChain, LangGraph, agentic workflows, PyTorch, AWS, and cloud-native deployment — combined with my research background and commitment to responsible AI — make me a strong fit for this role. I would welcome the opportunity to discuss how my background can contribute to Capital One's mission of creating intelligent, trustworthy, and customer-centered AI systems.</w:t>
       </w:r>
     </w:p>
     <w:p/>
